--- a/knowledge commons/Aruvi_Token_Economics.docx
+++ b/knowledge commons/Aruvi_Token_Economics.docx
@@ -4892,7 +4892,7 @@
                 <w:sz w:val="21"/>
                 <w:szCs w:val="21"/>
               </w:rPr>
-              <w:t xml:space="preserve">Eliminates ~₹80 Cowork orchestration overhead per session. Your API key is charged only for the two mapping calls.</w:t>
+              <w:t xml:space="preserve">Confirmed saving: 56% per chapter. Chapter 2 measured at ₹11.14 via terminal vs ₹25.50 via Cowork. The ₹14.36 difference is pure Cowork orchestration overhead — reading skill files, planning, checking outputs. Terminal is the correct execution route for all stable pipelines.</w:t>
             </w:r>
           </w:p>
         </w:tc>
@@ -5332,13 +5332,23 @@
               <w:right w:val="single" w:color="D1D5DB" w:sz="1"/>
             </w:tcBorders>
             <w:tcMar>
-              <w:top w:type="dxa" w:w="200"/>
-              <w:left w:type="dxa" w:w="120"/>
-              <w:bottom w:type="dxa" w:w="200"/>
-              <w:right w:type="dxa" w:w="120"/>
-            </w:tcMar>
-          </w:tcPr>
-          <w:p/>
+              <w:top w:type="dxa" w:w="80"/>
+              <w:left w:type="dxa" w:w="120"/>
+              <w:bottom w:type="dxa" w:w="80"/>
+              <w:right w:type="dxa" w:w="120"/>
+            </w:tcMar>
+          </w:tcPr>
+          <w:p>
+            <w:r>
+              <w:rPr>
+                <w:rFonts w:ascii="Arial" w:cs="Arial" w:eastAsia="Arial" w:hAnsi="Arial"/>
+                <w:color w:val="374151"/>
+                <w:sz w:val="21"/>
+                <w:szCs w:val="21"/>
+              </w:rPr>
+              <w:t xml:space="preserve">March 2026</w:t>
+            </w:r>
+          </w:p>
         </w:tc>
         <w:tc>
           <w:tcPr>
@@ -5350,13 +5360,23 @@
               <w:right w:val="single" w:color="D1D5DB" w:sz="1"/>
             </w:tcBorders>
             <w:tcMar>
-              <w:top w:type="dxa" w:w="200"/>
-              <w:left w:type="dxa" w:w="120"/>
-              <w:bottom w:type="dxa" w:w="200"/>
-              <w:right w:type="dxa" w:w="120"/>
-            </w:tcMar>
-          </w:tcPr>
-          <w:p/>
+              <w:top w:type="dxa" w:w="80"/>
+              <w:left w:type="dxa" w:w="120"/>
+              <w:bottom w:type="dxa" w:w="80"/>
+              <w:right w:type="dxa" w:w="120"/>
+            </w:tcMar>
+          </w:tcPr>
+          <w:p>
+            <w:r>
+              <w:rPr>
+                <w:rFonts w:ascii="Arial" w:cs="Arial" w:eastAsia="Arial" w:hAnsi="Arial"/>
+                <w:color w:val="374151"/>
+                <w:sz w:val="21"/>
+                <w:szCs w:val="21"/>
+              </w:rPr>
+              <w:t xml:space="preserve">Terminal vs Cowork finding confirmed</w:t>
+            </w:r>
+          </w:p>
         </w:tc>
         <w:tc>
           <w:tcPr>
@@ -5368,13 +5388,23 @@
               <w:right w:val="single" w:color="D1D5DB" w:sz="1"/>
             </w:tcBorders>
             <w:tcMar>
-              <w:top w:type="dxa" w:w="200"/>
-              <w:left w:type="dxa" w:w="120"/>
-              <w:bottom w:type="dxa" w:w="200"/>
-              <w:right w:type="dxa" w:w="120"/>
-            </w:tcMar>
-          </w:tcPr>
-          <w:p/>
+              <w:top w:type="dxa" w:w="80"/>
+              <w:left w:type="dxa" w:w="120"/>
+              <w:bottom w:type="dxa" w:w="80"/>
+              <w:right w:type="dxa" w:w="120"/>
+            </w:tcMar>
+          </w:tcPr>
+          <w:p>
+            <w:r>
+              <w:rPr>
+                <w:rFonts w:ascii="Arial" w:cs="Arial" w:eastAsia="Arial" w:hAnsi="Arial"/>
+                <w:color w:val="374151"/>
+                <w:sz w:val="21"/>
+                <w:szCs w:val="21"/>
+              </w:rPr>
+              <w:t xml:space="preserve">Chapter 2 measured: ₹11.14 API cost identical both routes. Total via Cowork: ₹25.50. Total via terminal: ₹11.14. Saving: ₹14.36 per chapter (56%). Cowork overhead is developer tooling cost only — not Aruvi operating cost. Section 7 updated. Scale implication: ~₹2,600 saving across full ~180-chapter build.</w:t>
+            </w:r>
+          </w:p>
         </w:tc>
       </w:tr>
       <w:tr>
